--- a/МС/lab00.docx
+++ b/МС/lab00.docx
@@ -396,6 +396,9 @@
             <w:pPr>
               <w:pStyle w:val="BodyText"/>
               <w:spacing w:before="960"/>
+              <w:rPr>
+                <w:lang w:val="en-US"/>
+              </w:rPr>
             </w:pPr>
             <w:r>
               <w:t>ОТЧЕТ О ЛАБОРАТОРНОЙ РАБОТЕ</w:t>
@@ -1032,27 +1035,14 @@
       <w:r>
         <w:t xml:space="preserve">Рисунок </w:t>
       </w:r>
-      <w:r>
-        <w:fldChar w:fldCharType="begin"/>
-      </w:r>
-      <w:r>
-        <w:instrText xml:space="preserve"> SEQ Рисунок \* ARABIC </w:instrText>
-      </w:r>
-      <w:r>
-        <w:fldChar w:fldCharType="separate"/>
-      </w:r>
-      <w:r>
-        <w:rPr>
-          <w:noProof/>
-        </w:rPr>
-        <w:t>1</w:t>
-      </w:r>
-      <w:r>
-        <w:rPr>
-          <w:noProof/>
-        </w:rPr>
-        <w:fldChar w:fldCharType="end"/>
-      </w:r>
+      <w:fldSimple w:instr=" SEQ Рисунок \* ARABIC ">
+        <w:r>
+          <w:rPr>
+            <w:noProof/>
+          </w:rPr>
+          <w:t>1</w:t>
+        </w:r>
+      </w:fldSimple>
       <w:r>
         <w:t xml:space="preserve"> </w:t>
       </w:r>
@@ -1134,27 +1124,14 @@
       <w:r>
         <w:t xml:space="preserve">Рисунок </w:t>
       </w:r>
-      <w:r>
-        <w:fldChar w:fldCharType="begin"/>
-      </w:r>
-      <w:r>
-        <w:instrText xml:space="preserve"> SEQ Рисунок \* ARABIC </w:instrText>
-      </w:r>
-      <w:r>
-        <w:fldChar w:fldCharType="separate"/>
-      </w:r>
-      <w:r>
-        <w:rPr>
-          <w:noProof/>
-        </w:rPr>
-        <w:t>2</w:t>
-      </w:r>
-      <w:r>
-        <w:rPr>
-          <w:noProof/>
-        </w:rPr>
-        <w:fldChar w:fldCharType="end"/>
-      </w:r>
+      <w:fldSimple w:instr=" SEQ Рисунок \* ARABIC ">
+        <w:r>
+          <w:rPr>
+            <w:noProof/>
+          </w:rPr>
+          <w:t>2</w:t>
+        </w:r>
+      </w:fldSimple>
       <w:r>
         <w:t xml:space="preserve"> </w:t>
       </w:r>
@@ -1526,26 +1503,18 @@
     <w:p>
       <w:pPr>
         <w:pStyle w:val="LISTINGBODY"/>
-        <w:rPr>
-          <w:lang w:val="ru-RU"/>
-        </w:rPr>
       </w:pPr>
       <w:r>
         <w:t>import</w:t>
       </w:r>
       <w:r>
-        <w:rPr>
-          <w:lang w:val="ru-RU"/>
-        </w:rPr>
         <w:t xml:space="preserve"> </w:t>
       </w:r>
+      <w:proofErr w:type="spellStart"/>
       <w:r>
         <w:t>java</w:t>
       </w:r>
       <w:r>
-        <w:rPr>
-          <w:lang w:val="ru-RU"/>
-        </w:rPr>
         <w:t>.</w:t>
       </w:r>
       <w:proofErr w:type="gramStart"/>
@@ -1553,21 +1522,14 @@
         <w:t>text</w:t>
       </w:r>
       <w:r>
-        <w:rPr>
-          <w:lang w:val="ru-RU"/>
-        </w:rPr>
         <w:t>.</w:t>
       </w:r>
-      <w:proofErr w:type="spellStart"/>
       <w:r>
         <w:t>DecimalFormat</w:t>
       </w:r>
       <w:proofErr w:type="spellEnd"/>
       <w:proofErr w:type="gramEnd"/>
       <w:r>
-        <w:rPr>
-          <w:lang w:val="ru-RU"/>
-        </w:rPr>
         <w:t>;</w:t>
       </w:r>
     </w:p>
